--- a/Fase 1/Evidencias Grupales/1.4_APT122_FormativaFase1.docx
+++ b/Fase 1/Evidencias Grupales/1.4_APT122_FormativaFase1.docx
@@ -76,21 +76,12 @@
         <w:spacing w:after="120"/>
         <w:jc w:val="center"/>
       </w:pPr>
-      <w:proofErr w:type="spellStart"/>
       <w:r>
         <w:rPr>
           <w:sz w:val="26"/>
           <w:szCs w:val="26"/>
         </w:rPr>
-        <w:t>FireWatch</w:t>
-      </w:r>
-      <w:proofErr w:type="spellEnd"/>
-      <w:r>
-        <w:rPr>
-          <w:sz w:val="26"/>
-          <w:szCs w:val="26"/>
-        </w:rPr>
-        <w:t>: sistema de detección temprana de incendios con cámaras, inteligencia artificial y mapa de riesgo</w:t>
+        <w:t>FireWatch: sistema de detección temprana de incendios con cámaras, inteligencia artificial y mapa de riesgo</w:t>
       </w:r>
     </w:p>
     <w:p>
@@ -121,23 +112,7 @@
           <w:sz w:val="24"/>
           <w:szCs w:val="24"/>
         </w:rPr>
-        <w:t xml:space="preserve">Asignatura: </w:t>
-      </w:r>
-      <w:proofErr w:type="spellStart"/>
-      <w:r>
-        <w:rPr>
-          <w:sz w:val="24"/>
-          <w:szCs w:val="24"/>
-        </w:rPr>
-        <w:t>Capstone</w:t>
-      </w:r>
-      <w:proofErr w:type="spellEnd"/>
-      <w:r>
-        <w:rPr>
-          <w:sz w:val="24"/>
-          <w:szCs w:val="24"/>
-        </w:rPr>
-        <w:t xml:space="preserve"> (PTY4614)</w:t>
+        <w:t>Asignatura: Capstone (PTY4614)</w:t>
       </w:r>
     </w:p>
     <w:p>
@@ -170,6 +145,10 @@
       <w:pPr>
         <w:spacing w:after="120"/>
         <w:jc w:val="center"/>
+        <w:rPr>
+          <w:sz w:val="24"/>
+          <w:szCs w:val="24"/>
+        </w:rPr>
       </w:pPr>
       <w:r>
         <w:rPr>
@@ -183,30 +162,31 @@
           <w:sz w:val="24"/>
           <w:szCs w:val="24"/>
         </w:rPr>
-        <w:t xml:space="preserve">Ernesto Leonidad Velasquez </w:t>
-      </w:r>
-      <w:proofErr w:type="spellStart"/>
-      <w:r>
+        <w:t>Ernesto Leonidad Velasquez Velasquez</w:t>
+      </w:r>
+    </w:p>
+    <w:p>
+      <w:pPr>
+        <w:spacing w:after="120"/>
+        <w:jc w:val="center"/>
         <w:rPr>
           <w:sz w:val="24"/>
           <w:szCs w:val="24"/>
         </w:rPr>
-        <w:t>Velasquez</w:t>
-      </w:r>
+      </w:pPr>
       <w:r>
         <w:rPr>
           <w:sz w:val="24"/>
           <w:szCs w:val="24"/>
         </w:rPr>
-        <w:t>Sede</w:t>
-      </w:r>
-      <w:proofErr w:type="spellEnd"/>
+        <w:t xml:space="preserve">Sede: </w:t>
+      </w:r>
       <w:r>
         <w:rPr>
           <w:sz w:val="24"/>
           <w:szCs w:val="24"/>
         </w:rPr>
-        <w:t>: [completar sede]</w:t>
+        <w:t>San Joaquin</w:t>
       </w:r>
     </w:p>
     <w:p>
@@ -945,14 +925,9 @@
       <w:bookmarkStart w:id="1" w:name="_Toc243083758"/>
       <w:r>
         <w:lastRenderedPageBreak/>
-        <w:t xml:space="preserve">1. </w:t>
-      </w:r>
-      <w:proofErr w:type="spellStart"/>
-      <w:r>
-        <w:t>Abstract</w:t>
+        <w:t>1. Abstract</w:t>
       </w:r>
       <w:bookmarkEnd w:id="1"/>
-      <w:proofErr w:type="spellEnd"/>
     </w:p>
     <w:p>
       <w:pPr>
@@ -960,23 +935,7 @@
         <w:jc w:val="both"/>
       </w:pPr>
       <w:r>
-        <w:t xml:space="preserve">Este informe presenta la definición del Proyecto APT </w:t>
-      </w:r>
-      <w:proofErr w:type="spellStart"/>
-      <w:r>
-        <w:t>FireWatch</w:t>
-      </w:r>
-      <w:proofErr w:type="spellEnd"/>
-      <w:r>
-        <w:t xml:space="preserve">, un prototipo de detección temprana de incendios que combina cámaras de bajo costo, modelos de visión por computador, un </w:t>
-      </w:r>
-      <w:proofErr w:type="spellStart"/>
-      <w:r>
-        <w:t>backend</w:t>
-      </w:r>
-      <w:proofErr w:type="spellEnd"/>
-      <w:r>
-        <w:t xml:space="preserve"> con API REST, una aplicación de monitoreo y un mapa de riesgo. El problema que se aborda es la demora en la detección de focos de incendio en zonas de interfaz urbano-forestal en Chile. El documento describe el proyecto y su relevancia, lo relaciona con las cuatro competencias del perfil de egreso seleccionadas y con los intereses profesionales del autor, y argumenta su factibilidad en el plazo de la asignatura (11 semanas, del 22 de agosto al 7 de noviembre de 2026). Finalmente, se mapea el diseño del proyecto con los indicadores de calidad disciplinarios de cada competencia. El trabajo se realiza en equipo con una metodología ágil iterativa e incremental, con ciclos semanales e hitos fijos.</w:t>
+        <w:t>Este informe presenta la definición del Proyecto APT FireWatch, un prototipo de detección temprana de incendios que combina cámaras de bajo costo, modelos de visión por computador, un backend con API REST, una aplicación de monitoreo y un mapa de riesgo. El problema que se aborda es la demora en la detección de focos de incendio en zonas de interfaz urbano-forestal en Chile. El documento describe el proyecto y su relevancia, lo relaciona con las cuatro competencias del perfil de egreso seleccionadas y con los intereses profesionales del autor, y argumenta su factibilidad en el plazo de la asignatura (11 semanas, del 22 de agosto al 7 de noviembre de 2026). Finalmente, se mapea el diseño del proyecto con los indicadores de calidad disciplinarios de cada competencia. El trabajo se realiza en equipo con una metodología ágil iterativa e incremental, con ciclos semanales e hitos fijos.</w:t>
       </w:r>
     </w:p>
     <w:p>
@@ -1015,53 +974,8 @@
         <w:spacing w:after="120" w:line="360" w:lineRule="auto"/>
         <w:jc w:val="both"/>
       </w:pPr>
-      <w:proofErr w:type="spellStart"/>
-      <w:r>
-        <w:t>FireWatch</w:t>
-      </w:r>
-      <w:proofErr w:type="spellEnd"/>
-      <w:r>
-        <w:t xml:space="preserve"> busca reducir ese tiempo de detección. El objetivo es construir un prototipo funcional que detecte fuego y humo en video, confirme el evento y lo notifique en un mapa en tiempo real, además de estimar el riesgo de ignición y simular la propagación del fuego como apoyo a la decisión. El sistema tiene cuatro componentes conectados por una API REST: (1) una aplicación de cámara con </w:t>
-      </w:r>
-      <w:proofErr w:type="spellStart"/>
-      <w:r>
-        <w:t>OpenCV</w:t>
-      </w:r>
-      <w:proofErr w:type="spellEnd"/>
-      <w:r>
-        <w:t xml:space="preserve"> y dos modelos YOLO en formato ONNX, que confirman las detecciones en una ventana de fotogramas para reducir falsas alarmas; (2) un </w:t>
-      </w:r>
-      <w:proofErr w:type="spellStart"/>
-      <w:r>
-        <w:t>backend</w:t>
-      </w:r>
-      <w:proofErr w:type="spellEnd"/>
-      <w:r>
-        <w:t xml:space="preserve"> en </w:t>
-      </w:r>
-      <w:proofErr w:type="spellStart"/>
-      <w:r>
-        <w:t>FastAPI</w:t>
-      </w:r>
-      <w:proofErr w:type="spellEnd"/>
-      <w:r>
-        <w:t xml:space="preserve"> con base de datos SQLite, autenticación y roles (administrador, operador y bombero); (3) una aplicación de escritorio de monitoreo y una aplicación web con mapa (</w:t>
-      </w:r>
-      <w:proofErr w:type="spellStart"/>
-      <w:r>
-        <w:t>MapLibre</w:t>
-      </w:r>
-      <w:proofErr w:type="spellEnd"/>
-      <w:r>
-        <w:t>); y (4) un modelo de riesgo de ignición (</w:t>
-      </w:r>
-      <w:proofErr w:type="spellStart"/>
-      <w:r>
-        <w:t>scikit-learn</w:t>
-      </w:r>
-      <w:proofErr w:type="spellEnd"/>
-      <w:r>
-        <w:t>) con datos satelitales y meteorológicos, junto con una simulación de propagación basada en reglas.</w:t>
+      <w:r>
+        <w:t>FireWatch busca reducir ese tiempo de detección. El objetivo es construir un prototipo funcional que detecte fuego y humo en video, confirme el evento y lo notifique en un mapa en tiempo real, además de estimar el riesgo de ignición y simular la propagación del fuego como apoyo a la decisión. El sistema tiene cuatro componentes conectados por una API REST: (1) una aplicación de cámara con OpenCV y dos modelos YOLO en formato ONNX, que confirman las detecciones en una ventana de fotogramas para reducir falsas alarmas; (2) un backend en FastAPI con base de datos SQLite, autenticación y roles (administrador, operador y bombero); (3) una aplicación de escritorio de monitoreo y una aplicación web con mapa (MapLibre); y (4) un modelo de riesgo de ignición (scikit-learn) con datos satelitales y meteorológicos, junto con una simulación de propagación basada en reglas.</w:t>
       </w:r>
     </w:p>
     <w:p>
@@ -1179,19 +1093,8 @@
                 <w:sz w:val="20"/>
                 <w:szCs w:val="20"/>
               </w:rPr>
-              <w:t xml:space="preserve">Cómo se usa en </w:t>
-            </w:r>
-            <w:proofErr w:type="spellStart"/>
-            <w:r>
-              <w:rPr>
-                <w:b/>
-                <w:bCs/>
-                <w:sz w:val="20"/>
-                <w:szCs w:val="20"/>
-              </w:rPr>
-              <w:t>FireWatch</w:t>
-            </w:r>
-            <w:proofErr w:type="spellEnd"/>
+              <w:t>Cómo se usa en FireWatch</w:t>
+            </w:r>
           </w:p>
         </w:tc>
       </w:tr>
@@ -1250,55 +1153,7 @@
                 <w:sz w:val="20"/>
                 <w:szCs w:val="20"/>
               </w:rPr>
-              <w:t xml:space="preserve">Plan de 26 casos de prueba, 79 pruebas automáticas con </w:t>
-            </w:r>
-            <w:proofErr w:type="spellStart"/>
-            <w:r>
-              <w:rPr>
-                <w:sz w:val="20"/>
-                <w:szCs w:val="20"/>
-              </w:rPr>
-              <w:t>pytest</w:t>
-            </w:r>
-            <w:proofErr w:type="spellEnd"/>
-            <w:r>
-              <w:rPr>
-                <w:sz w:val="20"/>
-                <w:szCs w:val="20"/>
-              </w:rPr>
-              <w:t xml:space="preserve"> sobre la API y evaluación de los modelos de fuego y humo con los </w:t>
-            </w:r>
-            <w:proofErr w:type="spellStart"/>
-            <w:r>
-              <w:rPr>
-                <w:sz w:val="20"/>
-                <w:szCs w:val="20"/>
-              </w:rPr>
-              <w:t>datasets</w:t>
-            </w:r>
-            <w:proofErr w:type="spellEnd"/>
-            <w:r>
-              <w:rPr>
-                <w:sz w:val="20"/>
-                <w:szCs w:val="20"/>
-              </w:rPr>
-              <w:t xml:space="preserve"> D-</w:t>
-            </w:r>
-            <w:proofErr w:type="spellStart"/>
-            <w:r>
-              <w:rPr>
-                <w:sz w:val="20"/>
-                <w:szCs w:val="20"/>
-              </w:rPr>
-              <w:t>Fire</w:t>
-            </w:r>
-            <w:proofErr w:type="spellEnd"/>
-            <w:r>
-              <w:rPr>
-                <w:sz w:val="20"/>
-                <w:szCs w:val="20"/>
-              </w:rPr>
-              <w:t xml:space="preserve"> y FASDD. Sin estas pruebas no se puede asegurar que el sistema sea confiable ni controlar las falsas alarmas.</w:t>
+              <w:t>Plan de 26 casos de prueba, 79 pruebas automáticas con pytest sobre la API y evaluación de los modelos de fuego y humo con los datasets D-Fire y FASDD. Sin estas pruebas no se puede asegurar que el sistema sea confiable ni controlar las falsas alarmas.</w:t>
             </w:r>
           </w:p>
         </w:tc>
@@ -1473,37 +1328,12 @@
             </w:tcMar>
           </w:tcPr>
           <w:p>
-            <w:proofErr w:type="spellStart"/>
             <w:r>
               <w:rPr>
                 <w:sz w:val="20"/>
                 <w:szCs w:val="20"/>
               </w:rPr>
-              <w:t>Backend</w:t>
-            </w:r>
-            <w:proofErr w:type="spellEnd"/>
-            <w:r>
-              <w:rPr>
-                <w:sz w:val="20"/>
-                <w:szCs w:val="20"/>
-              </w:rPr>
-              <w:t xml:space="preserve"> en </w:t>
-            </w:r>
-            <w:proofErr w:type="spellStart"/>
-            <w:r>
-              <w:rPr>
-                <w:sz w:val="20"/>
-                <w:szCs w:val="20"/>
-              </w:rPr>
-              <w:t>FastAPI</w:t>
-            </w:r>
-            <w:proofErr w:type="spellEnd"/>
-            <w:r>
-              <w:rPr>
-                <w:sz w:val="20"/>
-                <w:szCs w:val="20"/>
-              </w:rPr>
-              <w:t>, aplicación de escritorio, mapa web y aplicación de cámara integrados por API REST, con control de versiones y bitácora de sesiones.</w:t>
+              <w:t>Backend en FastAPI, aplicación de escritorio, mapa web y aplicación de cámara integrados por API REST, con control de versiones y bitácora de sesiones.</w:t>
             </w:r>
           </w:p>
         </w:tc>
@@ -1532,39 +1362,7 @@
         <w:jc w:val="both"/>
       </w:pPr>
       <w:r>
-        <w:t xml:space="preserve">Mis intereses profesionales están en el desarrollo de software, en particular el </w:t>
-      </w:r>
-      <w:proofErr w:type="spellStart"/>
-      <w:r>
-        <w:t>backend</w:t>
-      </w:r>
-      <w:proofErr w:type="spellEnd"/>
-      <w:r>
-        <w:t xml:space="preserve"> con Python y </w:t>
-      </w:r>
-      <w:proofErr w:type="spellStart"/>
-      <w:r>
-        <w:t>FastAPI</w:t>
-      </w:r>
-      <w:proofErr w:type="spellEnd"/>
-      <w:r>
-        <w:t xml:space="preserve">, las bases de datos, las aplicaciones web con </w:t>
-      </w:r>
-      <w:proofErr w:type="spellStart"/>
-      <w:r>
-        <w:t>React</w:t>
-      </w:r>
-      <w:proofErr w:type="spellEnd"/>
-      <w:r>
-        <w:t xml:space="preserve"> y el uso de inteligencia artificial en sistemas reales. </w:t>
-      </w:r>
-      <w:proofErr w:type="spellStart"/>
-      <w:r>
-        <w:t>FireWatch</w:t>
-      </w:r>
-      <w:proofErr w:type="spellEnd"/>
-      <w:r>
-        <w:t xml:space="preserve"> refleja estos intereses porque me permite diseñar una API completa, un modelo de datos y las interfaces de usuario, y a la vez trabajar con modelos de visión por computador. Además, contribuye a mi desarrollo profesional porque queda como un sistema de punta a punta que puedo mostrar como portafolio, con trabajo en equipo, documentación, pruebas y consideraciones de seguridad, privacidad y ética. Mi compañero Benjamín Morales desarrolla la aplicación de cámara y el entrenamiento de los modelos, lo que complementa mi rol.</w:t>
+        <w:t>Mis intereses profesionales están en el desarrollo de software, en particular el backend con Python y FastAPI, las bases de datos, las aplicaciones web con React y el uso de inteligencia artificial en sistemas reales. FireWatch refleja estos intereses porque me permite diseñar una API completa, un modelo de datos y las interfaces de usuario, y a la vez trabajar con modelos de visión por computador. Además, contribuye a mi desarrollo profesional porque queda como un sistema de punta a punta que puedo mostrar como portafolio, con trabajo en equipo, documentación, pruebas y consideraciones de seguridad, privacidad y ética. Mi compañero Benjamín Morales desarrolla la aplicación de cámara y el entrenamiento de los modelos, lo que complementa mi rol.</w:t>
       </w:r>
     </w:p>
     <w:p>
@@ -1593,63 +1391,7 @@
         <w:jc w:val="both"/>
       </w:pPr>
       <w:r>
-        <w:t xml:space="preserve">Respecto a los materiales, se utiliza software libre (Python, </w:t>
-      </w:r>
-      <w:proofErr w:type="spellStart"/>
-      <w:r>
-        <w:t>FastAPI</w:t>
-      </w:r>
-      <w:proofErr w:type="spellEnd"/>
-      <w:r>
-        <w:t xml:space="preserve">, </w:t>
-      </w:r>
-      <w:proofErr w:type="spellStart"/>
-      <w:r>
-        <w:t>OpenCV</w:t>
-      </w:r>
-      <w:proofErr w:type="spellEnd"/>
-      <w:r>
-        <w:t xml:space="preserve">, ONNX, </w:t>
-      </w:r>
-      <w:proofErr w:type="spellStart"/>
-      <w:r>
-        <w:t>MapLibre</w:t>
-      </w:r>
-      <w:proofErr w:type="spellEnd"/>
-      <w:r>
-        <w:t xml:space="preserve">, </w:t>
-      </w:r>
-      <w:proofErr w:type="spellStart"/>
-      <w:r>
-        <w:t>scikit-learn</w:t>
-      </w:r>
-      <w:proofErr w:type="spellEnd"/>
-      <w:r>
-        <w:t xml:space="preserve">), </w:t>
-      </w:r>
-      <w:proofErr w:type="spellStart"/>
-      <w:r>
-        <w:t>datasets</w:t>
-      </w:r>
-      <w:proofErr w:type="spellEnd"/>
-      <w:r>
-        <w:t xml:space="preserve"> públicos (D-</w:t>
-      </w:r>
-      <w:proofErr w:type="spellStart"/>
-      <w:r>
-        <w:t>Fire</w:t>
-      </w:r>
-      <w:proofErr w:type="spellEnd"/>
-      <w:r>
-        <w:t>, FASDD, NASA FIRMS, Open-</w:t>
-      </w:r>
-      <w:proofErr w:type="spellStart"/>
-      <w:r>
-        <w:t>Meteo</w:t>
-      </w:r>
-      <w:proofErr w:type="spellEnd"/>
-      <w:r>
-        <w:t>), un computador con GPU RTX 3060 de 12 GB para el entrenamiento y un notebook con cámara web para las pruebas.</w:t>
+        <w:t>Respecto a los materiales, se utiliza software libre (Python, FastAPI, OpenCV, ONNX, MapLibre, scikit-learn), datasets públicos (D-Fire, FASDD, NASA FIRMS, Open-Meteo), un computador con GPU RTX 3060 de 12 GB para el entrenamiento y un notebook con cámara web para las pruebas.</w:t>
       </w:r>
     </w:p>
     <w:p>
@@ -1887,23 +1629,7 @@
                 <w:sz w:val="20"/>
                 <w:szCs w:val="20"/>
               </w:rPr>
-              <w:t xml:space="preserve">21 casos ejecutados (81 %) sin fallas y 79 pruebas automáticas con </w:t>
-            </w:r>
-            <w:proofErr w:type="spellStart"/>
-            <w:r>
-              <w:rPr>
-                <w:sz w:val="20"/>
-                <w:szCs w:val="20"/>
-              </w:rPr>
-              <w:t>pytest</w:t>
-            </w:r>
-            <w:proofErr w:type="spellEnd"/>
-            <w:r>
-              <w:rPr>
-                <w:sz w:val="20"/>
-                <w:szCs w:val="20"/>
-              </w:rPr>
-              <w:t>.</w:t>
+              <w:t>21 casos ejecutados (81 %) sin fallas y 79 pruebas automáticas con pytest.</w:t>
             </w:r>
           </w:p>
         </w:tc>
@@ -2203,39 +1929,7 @@
                 <w:sz w:val="20"/>
                 <w:szCs w:val="20"/>
               </w:rPr>
-              <w:t xml:space="preserve">Implementación en SQLite desde el </w:t>
-            </w:r>
-            <w:proofErr w:type="spellStart"/>
-            <w:r>
-              <w:rPr>
-                <w:sz w:val="20"/>
-                <w:szCs w:val="20"/>
-              </w:rPr>
-              <w:t>backend</w:t>
-            </w:r>
-            <w:proofErr w:type="spellEnd"/>
-            <w:r>
-              <w:rPr>
-                <w:sz w:val="20"/>
-                <w:szCs w:val="20"/>
-              </w:rPr>
-              <w:t xml:space="preserve"> </w:t>
-            </w:r>
-            <w:proofErr w:type="spellStart"/>
-            <w:r>
-              <w:rPr>
-                <w:sz w:val="20"/>
-                <w:szCs w:val="20"/>
-              </w:rPr>
-              <w:t>FastAPI</w:t>
-            </w:r>
-            <w:proofErr w:type="spellEnd"/>
-            <w:r>
-              <w:rPr>
-                <w:sz w:val="20"/>
-                <w:szCs w:val="20"/>
-              </w:rPr>
-              <w:t>.</w:t>
+              <w:t>Implementación en SQLite desde el backend FastAPI.</w:t>
             </w:r>
           </w:p>
         </w:tc>
@@ -2290,21 +1984,12 @@
             </w:tcMar>
           </w:tcPr>
           <w:p>
-            <w:proofErr w:type="spellStart"/>
             <w:r>
               <w:rPr>
                 <w:sz w:val="20"/>
                 <w:szCs w:val="20"/>
               </w:rPr>
-              <w:t>Backend</w:t>
-            </w:r>
-            <w:proofErr w:type="spellEnd"/>
-            <w:r>
-              <w:rPr>
-                <w:sz w:val="20"/>
-                <w:szCs w:val="20"/>
-              </w:rPr>
-              <w:t>, escritorio, mapa web y aplicación de cámara.</w:t>
+              <w:t>Backend, escritorio, mapa web y aplicación de cámara.</w:t>
             </w:r>
           </w:p>
         </w:tc>
@@ -2452,13 +2137,8 @@
         <w:spacing w:after="120" w:line="360" w:lineRule="auto"/>
         <w:jc w:val="both"/>
       </w:pPr>
-      <w:proofErr w:type="spellStart"/>
-      <w:r>
-        <w:t>FireWatch</w:t>
-      </w:r>
-      <w:proofErr w:type="spellEnd"/>
-      <w:r>
-        <w:t xml:space="preserve"> es un proyecto pertinente y factible: aborda un problema real, integra las cuatro competencias del perfil de egreso seleccionadas y cuenta con un plan de trabajo con fases, hitos y riesgos controlados. El avance actual muestra un prototipo integrado, con pruebas que respaldan su calidad. Entre las limitaciones reconocidas están la falta de validación con video real de incendios y el rendimiento acotado del modelo de riesgo, que se abordarán en la última fase y quedarán como trabajo futuro.</w:t>
+      <w:r>
+        <w:t>FireWatch es un proyecto pertinente y factible: aborda un problema real, integra las cuatro competencias del perfil de egreso seleccionadas y cuenta con un plan de trabajo con fases, hitos y riesgos controlados. El avance actual muestra un prototipo integrado, con pruebas que respaldan su calidad. Entre las limitaciones reconocidas están la falta de validación con video real de incendios y el rendimiento acotado del modelo de riesgo, que se abordarán en la última fase y quedarán como trabajo futuro.</w:t>
       </w:r>
     </w:p>
     <w:p>
@@ -2495,54 +2175,22 @@
         <w:rPr>
           <w:lang w:val="en-US"/>
         </w:rPr>
-        <w:t xml:space="preserve">5. </w:t>
-      </w:r>
-      <w:proofErr w:type="spellStart"/>
+        <w:t>5. Bibliografía</w:t>
+      </w:r>
+      <w:bookmarkEnd w:id="10"/>
+    </w:p>
+    <w:p>
+      <w:pPr>
+        <w:spacing w:after="120" w:line="360" w:lineRule="auto"/>
+      </w:pPr>
       <w:r>
         <w:rPr>
           <w:lang w:val="en-US"/>
         </w:rPr>
-        <w:t>Bibliografía</w:t>
-      </w:r>
-      <w:bookmarkEnd w:id="10"/>
-      <w:proofErr w:type="spellEnd"/>
-    </w:p>
-    <w:p>
-      <w:pPr>
-        <w:spacing w:after="120" w:line="360" w:lineRule="auto"/>
-      </w:pPr>
-      <w:proofErr w:type="spellStart"/>
-      <w:r>
-        <w:rPr>
-          <w:lang w:val="en-US"/>
-        </w:rPr>
-        <w:t>Roboflow</w:t>
-      </w:r>
-      <w:proofErr w:type="spellEnd"/>
-      <w:r>
-        <w:rPr>
-          <w:lang w:val="en-US"/>
-        </w:rPr>
-        <w:t xml:space="preserve"> / D-Fire. (s. f.). </w:t>
-      </w:r>
-      <w:r>
-        <w:t>D-</w:t>
-      </w:r>
-      <w:proofErr w:type="spellStart"/>
-      <w:r>
-        <w:t>Fire</w:t>
-      </w:r>
-      <w:proofErr w:type="spellEnd"/>
-      <w:r>
-        <w:t xml:space="preserve">: </w:t>
-      </w:r>
-      <w:proofErr w:type="spellStart"/>
-      <w:r>
-        <w:t>dataset</w:t>
-      </w:r>
-      <w:proofErr w:type="spellEnd"/>
-      <w:r>
-        <w:t xml:space="preserve"> de imágenes de fuego y humo para detección de objetos.</w:t>
+        <w:t xml:space="preserve">Roboflow / D-Fire. (s. f.). </w:t>
+      </w:r>
+      <w:r>
+        <w:t>D-Fire: dataset de imágenes de fuego y humo para detección de objetos.</w:t>
       </w:r>
     </w:p>
     <w:p>
@@ -2584,35 +2232,7 @@
         <w:rPr>
           <w:lang w:val="en-US"/>
         </w:rPr>
-        <w:t>Open-</w:t>
-      </w:r>
-      <w:proofErr w:type="spellStart"/>
-      <w:r>
-        <w:rPr>
-          <w:lang w:val="en-US"/>
-        </w:rPr>
-        <w:t>Meteo</w:t>
-      </w:r>
-      <w:proofErr w:type="spellEnd"/>
-      <w:r>
-        <w:rPr>
-          <w:lang w:val="en-US"/>
-        </w:rPr>
-        <w:t>. (s. f.). Open-</w:t>
-      </w:r>
-      <w:proofErr w:type="spellStart"/>
-      <w:r>
-        <w:rPr>
-          <w:lang w:val="en-US"/>
-        </w:rPr>
-        <w:t>Meteo</w:t>
-      </w:r>
-      <w:proofErr w:type="spellEnd"/>
-      <w:r>
-        <w:rPr>
-          <w:lang w:val="en-US"/>
-        </w:rPr>
-        <w:t xml:space="preserve"> Weather API.</w:t>
+        <w:t>Open-Meteo. (s. f.). Open-Meteo Weather API.</w:t>
       </w:r>
     </w:p>
     <w:p>
@@ -2620,70 +2240,31 @@
         <w:spacing w:after="120" w:line="360" w:lineRule="auto"/>
       </w:pPr>
       <w:r>
-        <w:t xml:space="preserve">Ramírez, S. (s. f.). </w:t>
-      </w:r>
-      <w:proofErr w:type="spellStart"/>
-      <w:r>
-        <w:t>FastAPI</w:t>
-      </w:r>
-      <w:proofErr w:type="spellEnd"/>
-      <w:r>
-        <w:t>: documentación oficial. https://fastapi.tiangolo.com</w:t>
+        <w:t>Ramírez, S. (s. f.). FastAPI: documentación oficial. https://fastapi.tiangolo.com</w:t>
       </w:r>
     </w:p>
     <w:p>
       <w:pPr>
         <w:spacing w:after="120" w:line="360" w:lineRule="auto"/>
       </w:pPr>
-      <w:proofErr w:type="spellStart"/>
-      <w:r>
-        <w:t>OpenCV</w:t>
-      </w:r>
-      <w:proofErr w:type="spellEnd"/>
-      <w:r>
-        <w:t xml:space="preserve">. (s. f.). Documentación de </w:t>
-      </w:r>
-      <w:proofErr w:type="spellStart"/>
-      <w:r>
-        <w:t>OpenCV</w:t>
-      </w:r>
-      <w:proofErr w:type="spellEnd"/>
-      <w:r>
-        <w:t>. https://docs.opencv.org</w:t>
+      <w:r>
+        <w:t>OpenCV. (s. f.). Documentación de OpenCV. https://docs.opencv.org</w:t>
       </w:r>
     </w:p>
     <w:p>
       <w:pPr>
         <w:spacing w:after="120" w:line="360" w:lineRule="auto"/>
       </w:pPr>
-      <w:proofErr w:type="spellStart"/>
-      <w:r>
-        <w:t>Ultralytics</w:t>
-      </w:r>
-      <w:proofErr w:type="spellEnd"/>
-      <w:r>
-        <w:t>. (s. f.). YOLO: documentación. https://docs.ultralytics.com</w:t>
+      <w:r>
+        <w:t>Ultralytics. (s. f.). YOLO: documentación. https://docs.ultralytics.com</w:t>
       </w:r>
     </w:p>
     <w:p>
       <w:pPr>
         <w:spacing w:after="120" w:line="360" w:lineRule="auto"/>
       </w:pPr>
-      <w:proofErr w:type="spellStart"/>
-      <w:r>
-        <w:t>MapLibre</w:t>
-      </w:r>
-      <w:proofErr w:type="spellEnd"/>
-      <w:r>
-        <w:t xml:space="preserve">. (s. f.). </w:t>
-      </w:r>
-      <w:proofErr w:type="spellStart"/>
-      <w:r>
-        <w:t>MapLibre</w:t>
-      </w:r>
-      <w:proofErr w:type="spellEnd"/>
-      <w:r>
-        <w:t xml:space="preserve"> GL JS: documentación. https://maplibre.org</w:t>
+      <w:r>
+        <w:t>MapLibre. (s. f.). MapLibre GL JS: documentación. https://maplibre.org</w:t>
       </w:r>
     </w:p>
     <w:p>
